--- a/Presupuestos/Informe_Presupuesto_2027_Sercotel_Guadiana.docx
+++ b/Presupuestos/Informe_Presupuesto_2027_Sercotel_Guadiana.docx
@@ -9595,7 +9595,7 @@
           <w:sz w:val="20"/>
           <w:szCs w:val="20"/>
         </w:rPr>
-        <w:t xml:space="preserve">Octubre 2027 (Propuesta): 2.905 RN (86,8% ocupación / 184.821,89 €)</w:t>
+        <w:t xml:space="preserve">Octubre 2027 (Propuesta Oficial): 2.942 RN (87,9% ocupación / 175.939,00 €)</w:t>
       </w:r>
     </w:p>
     <w:p>
@@ -9612,7 +9612,7 @@
           <w:sz w:val="22"/>
           <w:szCs w:val="22"/>
         </w:rPr>
-        <w:t xml:space="preserve">¿Por qué Octubre tiene margen para alcanzar los 184.822 €?</w:t>
+        <w:t xml:space="preserve">¿Por qué Octubre lidera la ocupación con 2.942 RN y 175.939 €?</w:t>
       </w:r>
     </w:p>
     <w:p>
@@ -9957,7 +9957,7 @@
                 <w:sz w:val="18"/>
                 <w:szCs w:val="18"/>
               </w:rPr>
-              <w:t xml:space="preserve">BGT 2026 (€)</w:t>
+              <w:t xml:space="preserve">Base 2026 (Ref) (€)</w:t>
             </w:r>
           </w:p>
         </w:tc>
@@ -10167,7 +10167,7 @@
                 <w:sz w:val="18"/>
                 <w:szCs w:val="18"/>
               </w:rPr>
-              <w:t xml:space="preserve">Variación vs 2026</w:t>
+              <w:t xml:space="preserve">Variación vs Base</w:t>
             </w:r>
           </w:p>
         </w:tc>
@@ -10313,7 +10313,7 @@
                 <w:sz w:val="17"/>
                 <w:szCs w:val="17"/>
               </w:rPr>
-              <w:t xml:space="preserve">57.715 €</w:t>
+              <w:t xml:space="preserve">63.750 €</w:t>
             </w:r>
           </w:p>
         </w:tc>
@@ -10348,7 +10348,7 @@
                 <w:sz w:val="17"/>
                 <w:szCs w:val="17"/>
               </w:rPr>
-              <w:t xml:space="preserve">75.309,58 €</w:t>
+              <w:t xml:space="preserve">68.531,00 €</w:t>
             </w:r>
           </w:p>
         </w:tc>
@@ -10383,7 +10383,7 @@
                 <w:sz w:val="17"/>
                 <w:szCs w:val="17"/>
               </w:rPr>
-              <w:t xml:space="preserve">1.197</w:t>
+              <w:t xml:space="preserve">1.072</w:t>
             </w:r>
           </w:p>
         </w:tc>
@@ -10418,7 +10418,7 @@
                 <w:sz w:val="17"/>
                 <w:szCs w:val="17"/>
               </w:rPr>
-              <w:t xml:space="preserve">62,94 €</w:t>
+              <w:t xml:space="preserve">63,94 €</w:t>
             </w:r>
           </w:p>
         </w:tc>
@@ -10453,7 +10453,7 @@
                 <w:sz w:val="17"/>
                 <w:szCs w:val="17"/>
               </w:rPr>
-              <w:t xml:space="preserve">35,8%</w:t>
+              <w:t xml:space="preserve">32,0%</w:t>
             </w:r>
           </w:p>
         </w:tc>
@@ -10488,7 +10488,7 @@
                 <w:sz w:val="17"/>
                 <w:szCs w:val="17"/>
               </w:rPr>
-              <w:t xml:space="preserve">22,49 €</w:t>
+              <w:t xml:space="preserve">20,47 €</w:t>
             </w:r>
           </w:p>
         </w:tc>
@@ -10523,7 +10523,7 @@
                 <w:sz w:val="17"/>
                 <w:szCs w:val="17"/>
               </w:rPr>
-              <w:t xml:space="preserve">+30,5%</w:t>
+              <w:t xml:space="preserve">+7,5%</w:t>
             </w:r>
           </w:p>
         </w:tc>
@@ -10669,7 +10669,7 @@
                 <w:sz w:val="17"/>
                 <w:szCs w:val="17"/>
               </w:rPr>
-              <w:t xml:space="preserve">68.021 €</w:t>
+              <w:t xml:space="preserve">77.834 €</w:t>
             </w:r>
           </w:p>
         </w:tc>
@@ -10704,7 +10704,7 @@
                 <w:sz w:val="17"/>
                 <w:szCs w:val="17"/>
               </w:rPr>
-              <w:t xml:space="preserve">80.555,06 €</w:t>
+              <w:t xml:space="preserve">83.672,00 €</w:t>
             </w:r>
           </w:p>
         </w:tc>
@@ -10739,7 +10739,7 @@
                 <w:sz w:val="17"/>
                 <w:szCs w:val="17"/>
               </w:rPr>
-              <w:t xml:space="preserve">1.274</w:t>
+              <w:t xml:space="preserve">1.344</w:t>
             </w:r>
           </w:p>
         </w:tc>
@@ -10774,7 +10774,7 @@
                 <w:sz w:val="17"/>
                 <w:szCs w:val="17"/>
               </w:rPr>
-              <w:t xml:space="preserve">63,24 €</w:t>
+              <w:t xml:space="preserve">62,26 €</w:t>
             </w:r>
           </w:p>
         </w:tc>
@@ -10809,7 +10809,7 @@
                 <w:sz w:val="17"/>
                 <w:szCs w:val="17"/>
               </w:rPr>
-              <w:t xml:space="preserve">42,1%</w:t>
+              <w:t xml:space="preserve">44,4%</w:t>
             </w:r>
           </w:p>
         </w:tc>
@@ -10844,7 +10844,7 @@
                 <w:sz w:val="17"/>
                 <w:szCs w:val="17"/>
               </w:rPr>
-              <w:t xml:space="preserve">26,64 €</w:t>
+              <w:t xml:space="preserve">27,67 €</w:t>
             </w:r>
           </w:p>
         </w:tc>
@@ -10879,7 +10879,7 @@
                 <w:sz w:val="17"/>
                 <w:szCs w:val="17"/>
               </w:rPr>
-              <w:t xml:space="preserve">+18,4%</w:t>
+              <w:t xml:space="preserve">+7,5%</w:t>
             </w:r>
           </w:p>
         </w:tc>
@@ -11025,7 +11025,7 @@
                 <w:sz w:val="17"/>
                 <w:szCs w:val="17"/>
               </w:rPr>
-              <w:t xml:space="preserve">89.561 €</w:t>
+              <w:t xml:space="preserve">110.147 €</w:t>
             </w:r>
           </w:p>
         </w:tc>
@@ -11060,7 +11060,7 @@
                 <w:sz w:val="17"/>
                 <w:szCs w:val="17"/>
               </w:rPr>
-              <w:t xml:space="preserve">120.509,54 €</w:t>
+              <w:t xml:space="preserve">118.408,00 €</w:t>
             </w:r>
           </w:p>
         </w:tc>
@@ -11095,7 +11095,7 @@
                 <w:sz w:val="17"/>
                 <w:szCs w:val="17"/>
               </w:rPr>
-              <w:t xml:space="preserve">1.570</w:t>
+              <w:t xml:space="preserve">1.660</w:t>
             </w:r>
           </w:p>
         </w:tc>
@@ -11130,7 +11130,7 @@
                 <w:sz w:val="17"/>
                 <w:szCs w:val="17"/>
               </w:rPr>
-              <w:t xml:space="preserve">76,75 €</w:t>
+              <w:t xml:space="preserve">71,32 €</w:t>
             </w:r>
           </w:p>
         </w:tc>
@@ -11165,7 +11165,7 @@
                 <w:sz w:val="17"/>
                 <w:szCs w:val="17"/>
               </w:rPr>
-              <w:t xml:space="preserve">46,9%</w:t>
+              <w:t xml:space="preserve">49,6%</w:t>
             </w:r>
           </w:p>
         </w:tc>
@@ -11200,7 +11200,7 @@
                 <w:sz w:val="17"/>
                 <w:szCs w:val="17"/>
               </w:rPr>
-              <w:t xml:space="preserve">35,99 €</w:t>
+              <w:t xml:space="preserve">35,37 €</w:t>
             </w:r>
           </w:p>
         </w:tc>
@@ -11235,7 +11235,7 @@
                 <w:sz w:val="17"/>
                 <w:szCs w:val="17"/>
               </w:rPr>
-              <w:t xml:space="preserve">+34,6%</w:t>
+              <w:t xml:space="preserve">+7,5%</w:t>
             </w:r>
           </w:p>
         </w:tc>
@@ -11381,7 +11381,7 @@
                 <w:sz w:val="17"/>
                 <w:szCs w:val="17"/>
               </w:rPr>
-              <w:t xml:space="preserve">126.055 €</w:t>
+              <w:t xml:space="preserve">142.275 €</w:t>
             </w:r>
           </w:p>
         </w:tc>
@@ -11416,7 +11416,7 @@
                 <w:sz w:val="17"/>
                 <w:szCs w:val="17"/>
               </w:rPr>
-              <w:t xml:space="preserve">146.867,73 €</w:t>
+              <w:t xml:space="preserve">152.946,00 €</w:t>
             </w:r>
           </w:p>
         </w:tc>
@@ -11451,7 +11451,7 @@
                 <w:sz w:val="17"/>
                 <w:szCs w:val="17"/>
               </w:rPr>
-              <w:t xml:space="preserve">2.041</w:t>
+              <w:t xml:space="preserve">2.298</w:t>
             </w:r>
           </w:p>
         </w:tc>
@@ -11486,7 +11486,7 @@
                 <w:sz w:val="17"/>
                 <w:szCs w:val="17"/>
               </w:rPr>
-              <w:t xml:space="preserve">71,97 €</w:t>
+              <w:t xml:space="preserve">66,56 €</w:t>
             </w:r>
           </w:p>
         </w:tc>
@@ -11521,7 +11521,7 @@
                 <w:sz w:val="17"/>
                 <w:szCs w:val="17"/>
               </w:rPr>
-              <w:t xml:space="preserve">63,0%</w:t>
+              <w:t xml:space="preserve">70,9%</w:t>
             </w:r>
           </w:p>
         </w:tc>
@@ -11556,7 +11556,7 @@
                 <w:sz w:val="17"/>
                 <w:szCs w:val="17"/>
               </w:rPr>
-              <w:t xml:space="preserve">45,33 €</w:t>
+              <w:t xml:space="preserve">47,21 €</w:t>
             </w:r>
           </w:p>
         </w:tc>
@@ -11591,7 +11591,7 @@
                 <w:sz w:val="17"/>
                 <w:szCs w:val="17"/>
               </w:rPr>
-              <w:t xml:space="preserve">+16,5%</w:t>
+              <w:t xml:space="preserve">+7,5%</w:t>
             </w:r>
           </w:p>
         </w:tc>
@@ -11737,7 +11737,7 @@
                 <w:sz w:val="17"/>
                 <w:szCs w:val="17"/>
               </w:rPr>
-              <w:t xml:space="preserve">167.691 €</w:t>
+              <w:t xml:space="preserve">171.804 €</w:t>
             </w:r>
           </w:p>
         </w:tc>
@@ -11772,7 +11772,7 @@
                 <w:sz w:val="17"/>
                 <w:szCs w:val="17"/>
               </w:rPr>
-              <w:t xml:space="preserve">141.294,13 €</w:t>
+              <w:t xml:space="preserve">184.689,00 €</w:t>
             </w:r>
           </w:p>
         </w:tc>
@@ -11807,7 +11807,7 @@
                 <w:sz w:val="17"/>
                 <w:szCs w:val="17"/>
               </w:rPr>
-              <w:t xml:space="preserve">1.986</w:t>
+              <w:t xml:space="preserve">2.420</w:t>
             </w:r>
           </w:p>
         </w:tc>
@@ -11842,7 +11842,7 @@
                 <w:sz w:val="17"/>
                 <w:szCs w:val="17"/>
               </w:rPr>
-              <w:t xml:space="preserve">71,13 €</w:t>
+              <w:t xml:space="preserve">76,33 €</w:t>
             </w:r>
           </w:p>
         </w:tc>
@@ -11877,7 +11877,7 @@
                 <w:sz w:val="17"/>
                 <w:szCs w:val="17"/>
               </w:rPr>
-              <w:t xml:space="preserve">59,3%</w:t>
+              <w:t xml:space="preserve">72,3%</w:t>
             </w:r>
           </w:p>
         </w:tc>
@@ -11912,7 +11912,7 @@
                 <w:sz w:val="17"/>
                 <w:szCs w:val="17"/>
               </w:rPr>
-              <w:t xml:space="preserve">42,20 €</w:t>
+              <w:t xml:space="preserve">55,16 €</w:t>
             </w:r>
           </w:p>
         </w:tc>
@@ -11947,7 +11947,7 @@
                 <w:sz w:val="17"/>
                 <w:szCs w:val="17"/>
               </w:rPr>
-              <w:t xml:space="preserve">-15,7%</w:t>
+              <w:t xml:space="preserve">+7,5%</w:t>
             </w:r>
           </w:p>
         </w:tc>
@@ -12093,7 +12093,7 @@
                 <w:sz w:val="17"/>
                 <w:szCs w:val="17"/>
               </w:rPr>
-              <w:t xml:space="preserve">114.464 €</w:t>
+              <w:t xml:space="preserve">126.492 €</w:t>
             </w:r>
           </w:p>
         </w:tc>
@@ -12128,7 +12128,7 @@
                 <w:sz w:val="17"/>
                 <w:szCs w:val="17"/>
               </w:rPr>
-              <w:t xml:space="preserve">133.788,99 €</w:t>
+              <w:t xml:space="preserve">135.979,00 €</w:t>
             </w:r>
           </w:p>
         </w:tc>
@@ -12163,7 +12163,7 @@
                 <w:sz w:val="17"/>
                 <w:szCs w:val="17"/>
               </w:rPr>
-              <w:t xml:space="preserve">1.854</w:t>
+              <w:t xml:space="preserve">1.891</w:t>
             </w:r>
           </w:p>
         </w:tc>
@@ -12198,7 +12198,7 @@
                 <w:sz w:val="17"/>
                 <w:szCs w:val="17"/>
               </w:rPr>
-              <w:t xml:space="preserve">72,15 €</w:t>
+              <w:t xml:space="preserve">71,93 €</w:t>
             </w:r>
           </w:p>
         </w:tc>
@@ -12233,7 +12233,7 @@
                 <w:sz w:val="17"/>
                 <w:szCs w:val="17"/>
               </w:rPr>
-              <w:t xml:space="preserve">57,2%</w:t>
+              <w:t xml:space="preserve">58,4%</w:t>
             </w:r>
           </w:p>
         </w:tc>
@@ -12268,7 +12268,7 @@
                 <w:sz w:val="17"/>
                 <w:szCs w:val="17"/>
               </w:rPr>
-              <w:t xml:space="preserve">41,29 €</w:t>
+              <w:t xml:space="preserve">41,97 €</w:t>
             </w:r>
           </w:p>
         </w:tc>
@@ -12303,7 +12303,7 @@
                 <w:sz w:val="17"/>
                 <w:szCs w:val="17"/>
               </w:rPr>
-              <w:t xml:space="preserve">+16,9%</w:t>
+              <w:t xml:space="preserve">+7,5%</w:t>
             </w:r>
           </w:p>
         </w:tc>
@@ -12449,7 +12449,7 @@
                 <w:sz w:val="17"/>
                 <w:szCs w:val="17"/>
               </w:rPr>
-              <w:t xml:space="preserve">118.640 €</w:t>
+              <w:t xml:space="preserve">113.348 €</w:t>
             </w:r>
           </w:p>
         </w:tc>
@@ -12484,7 +12484,7 @@
                 <w:sz w:val="17"/>
                 <w:szCs w:val="17"/>
               </w:rPr>
-              <w:t xml:space="preserve">137.521,26 €</w:t>
+              <w:t xml:space="preserve">121.849,00 €</w:t>
             </w:r>
           </w:p>
         </w:tc>
@@ -12519,7 +12519,7 @@
                 <w:sz w:val="17"/>
                 <w:szCs w:val="17"/>
               </w:rPr>
-              <w:t xml:space="preserve">1.945</w:t>
+              <w:t xml:space="preserve">1.799</w:t>
             </w:r>
           </w:p>
         </w:tc>
@@ -12554,7 +12554,7 @@
                 <w:sz w:val="17"/>
                 <w:szCs w:val="17"/>
               </w:rPr>
-              <w:t xml:space="preserve">70,71 €</w:t>
+              <w:t xml:space="preserve">67,75 €</w:t>
             </w:r>
           </w:p>
         </w:tc>
@@ -12589,7 +12589,7 @@
                 <w:sz w:val="17"/>
                 <w:szCs w:val="17"/>
               </w:rPr>
-              <w:t xml:space="preserve">58,1%</w:t>
+              <w:t xml:space="preserve">53,7%</w:t>
             </w:r>
           </w:p>
         </w:tc>
@@ -12624,7 +12624,7 @@
                 <w:sz w:val="17"/>
                 <w:szCs w:val="17"/>
               </w:rPr>
-              <w:t xml:space="preserve">41,08 €</w:t>
+              <w:t xml:space="preserve">36,39 €</w:t>
             </w:r>
           </w:p>
         </w:tc>
@@ -12659,7 +12659,7 @@
                 <w:sz w:val="17"/>
                 <w:szCs w:val="17"/>
               </w:rPr>
-              <w:t xml:space="preserve">+15,9%</w:t>
+              <w:t xml:space="preserve">+7,5%</w:t>
             </w:r>
           </w:p>
         </w:tc>
@@ -12805,7 +12805,7 @@
                 <w:sz w:val="17"/>
                 <w:szCs w:val="17"/>
               </w:rPr>
-              <w:t xml:space="preserve">131.039 €</w:t>
+              <w:t xml:space="preserve">142.492 €</w:t>
             </w:r>
           </w:p>
         </w:tc>
@@ -12840,7 +12840,7 @@
                 <w:sz w:val="17"/>
                 <w:szCs w:val="17"/>
               </w:rPr>
-              <w:t xml:space="preserve">147.756,26 €</w:t>
+              <w:t xml:space="preserve">153.179,00 €</w:t>
             </w:r>
           </w:p>
         </w:tc>
@@ -12875,7 +12875,7 @@
                 <w:sz w:val="17"/>
                 <w:szCs w:val="17"/>
               </w:rPr>
-              <w:t xml:space="preserve">2.363</w:t>
+              <w:t xml:space="preserve">2.209</w:t>
             </w:r>
           </w:p>
         </w:tc>
@@ -12910,7 +12910,7 @@
                 <w:sz w:val="17"/>
                 <w:szCs w:val="17"/>
               </w:rPr>
-              <w:t xml:space="preserve">62,52 €</w:t>
+              <w:t xml:space="preserve">69,35 €</w:t>
             </w:r>
           </w:p>
         </w:tc>
@@ -12945,7 +12945,7 @@
                 <w:sz w:val="17"/>
                 <w:szCs w:val="17"/>
               </w:rPr>
-              <w:t xml:space="preserve">70,6%</w:t>
+              <w:t xml:space="preserve">66,0%</w:t>
             </w:r>
           </w:p>
         </w:tc>
@@ -12980,7 +12980,7 @@
                 <w:sz w:val="17"/>
                 <w:szCs w:val="17"/>
               </w:rPr>
-              <w:t xml:space="preserve">44,13 €</w:t>
+              <w:t xml:space="preserve">45,75 €</w:t>
             </w:r>
           </w:p>
         </w:tc>
@@ -13015,7 +13015,7 @@
                 <w:sz w:val="17"/>
                 <w:szCs w:val="17"/>
               </w:rPr>
-              <w:t xml:space="preserve">+12,8%</w:t>
+              <w:t xml:space="preserve">+7,5%</w:t>
             </w:r>
           </w:p>
         </w:tc>
@@ -13161,7 +13161,7 @@
                 <w:sz w:val="17"/>
                 <w:szCs w:val="17"/>
               </w:rPr>
-              <w:t xml:space="preserve">148.593 €</w:t>
+              <w:t xml:space="preserve">143.895 €</w:t>
             </w:r>
           </w:p>
         </w:tc>
@@ -13196,7 +13196,7 @@
                 <w:sz w:val="17"/>
                 <w:szCs w:val="17"/>
               </w:rPr>
-              <w:t xml:space="preserve">167.549,70 €</w:t>
+              <w:t xml:space="preserve">154.687,00 €</w:t>
             </w:r>
           </w:p>
         </w:tc>
@@ -13231,7 +13231,7 @@
                 <w:sz w:val="17"/>
                 <w:szCs w:val="17"/>
               </w:rPr>
-              <w:t xml:space="preserve">2.602</w:t>
+              <w:t xml:space="preserve">2.328</w:t>
             </w:r>
           </w:p>
         </w:tc>
@@ -13266,7 +13266,7 @@
                 <w:sz w:val="17"/>
                 <w:szCs w:val="17"/>
               </w:rPr>
-              <w:t xml:space="preserve">64,39 €</w:t>
+              <w:t xml:space="preserve">66,46 €</w:t>
             </w:r>
           </w:p>
         </w:tc>
@@ -13301,7 +13301,7 @@
                 <w:sz w:val="17"/>
                 <w:szCs w:val="17"/>
               </w:rPr>
-              <w:t xml:space="preserve">80,3%</w:t>
+              <w:t xml:space="preserve">71,9%</w:t>
             </w:r>
           </w:p>
         </w:tc>
@@ -13336,7 +13336,7 @@
                 <w:sz w:val="17"/>
                 <w:szCs w:val="17"/>
               </w:rPr>
-              <w:t xml:space="preserve">51,71 €</w:t>
+              <w:t xml:space="preserve">47,74 €</w:t>
             </w:r>
           </w:p>
         </w:tc>
@@ -13371,7 +13371,7 @@
                 <w:sz w:val="17"/>
                 <w:szCs w:val="17"/>
               </w:rPr>
-              <w:t xml:space="preserve">+12,8%</w:t>
+              <w:t xml:space="preserve">+7,5%</w:t>
             </w:r>
           </w:p>
         </w:tc>
@@ -13517,7 +13517,7 @@
                 <w:sz w:val="17"/>
                 <w:szCs w:val="17"/>
               </w:rPr>
-              <w:t xml:space="preserve">163.911 €</w:t>
+              <w:t xml:space="preserve">163.664 €</w:t>
             </w:r>
           </w:p>
         </w:tc>
@@ -13552,7 +13552,7 @@
                 <w:sz w:val="17"/>
                 <w:szCs w:val="17"/>
               </w:rPr>
-              <w:t xml:space="preserve">184.821,89 €</w:t>
+              <w:t xml:space="preserve">175.939,00 €</w:t>
             </w:r>
           </w:p>
         </w:tc>
@@ -13587,7 +13587,7 @@
                 <w:sz w:val="17"/>
                 <w:szCs w:val="17"/>
               </w:rPr>
-              <w:t xml:space="preserve">2.905</w:t>
+              <w:t xml:space="preserve">2.942</w:t>
             </w:r>
           </w:p>
         </w:tc>
@@ -13622,7 +13622,7 @@
                 <w:sz w:val="17"/>
                 <w:szCs w:val="17"/>
               </w:rPr>
-              <w:t xml:space="preserve">63,62 €</w:t>
+              <w:t xml:space="preserve">59,81 €</w:t>
             </w:r>
           </w:p>
         </w:tc>
@@ -13657,7 +13657,7 @@
                 <w:sz w:val="17"/>
                 <w:szCs w:val="17"/>
               </w:rPr>
-              <w:t xml:space="preserve">86,8%</w:t>
+              <w:t xml:space="preserve">87,9%</w:t>
             </w:r>
           </w:p>
         </w:tc>
@@ -13692,7 +13692,7 @@
                 <w:sz w:val="17"/>
                 <w:szCs w:val="17"/>
               </w:rPr>
-              <w:t xml:space="preserve">55,20 €</w:t>
+              <w:t xml:space="preserve">52,55 €</w:t>
             </w:r>
           </w:p>
         </w:tc>
@@ -13721,13 +13721,13 @@
             <w:r>
               <w:rPr>
                 <w:rFonts w:ascii="Calibri" w:cs="Calibri" w:eastAsia="Calibri" w:hAnsi="Calibri"/>
-                <w:b/>
-                <w:bCs/>
-                <w:color w:val="0F172A"/>
-                <w:sz w:val="17"/>
-                <w:szCs w:val="17"/>
-              </w:rPr>
-              <w:t xml:space="preserve">+12,8%</w:t>
+                <w:b w:val="false"/>
+                <w:bCs w:val="false"/>
+                <w:color w:val="334155"/>
+                <w:sz w:val="17"/>
+                <w:szCs w:val="17"/>
+              </w:rPr>
+              <w:t xml:space="preserve">+7,5%</w:t>
             </w:r>
           </w:p>
         </w:tc>
@@ -13873,7 +13873,7 @@
                 <w:sz w:val="17"/>
                 <w:szCs w:val="17"/>
               </w:rPr>
-              <w:t xml:space="preserve">114.738 €</w:t>
+              <w:t xml:space="preserve">113.087 €</w:t>
             </w:r>
           </w:p>
         </w:tc>
@@ -13908,7 +13908,7 @@
                 <w:sz w:val="17"/>
                 <w:szCs w:val="17"/>
               </w:rPr>
-              <w:t xml:space="preserve">129.375,66 €</w:t>
+              <w:t xml:space="preserve">121.569,00 €</w:t>
             </w:r>
           </w:p>
         </w:tc>
@@ -13943,7 +13943,7 @@
                 <w:sz w:val="17"/>
                 <w:szCs w:val="17"/>
               </w:rPr>
-              <w:t xml:space="preserve">1.967</w:t>
+              <w:t xml:space="preserve">1.845</w:t>
             </w:r>
           </w:p>
         </w:tc>
@@ -13978,7 +13978,7 @@
                 <w:sz w:val="17"/>
                 <w:szCs w:val="17"/>
               </w:rPr>
-              <w:t xml:space="preserve">65,78 €</w:t>
+              <w:t xml:space="preserve">65,88 €</w:t>
             </w:r>
           </w:p>
         </w:tc>
@@ -14013,7 +14013,7 @@
                 <w:sz w:val="17"/>
                 <w:szCs w:val="17"/>
               </w:rPr>
-              <w:t xml:space="preserve">60,7%</w:t>
+              <w:t xml:space="preserve">56,9%</w:t>
             </w:r>
           </w:p>
         </w:tc>
@@ -14048,7 +14048,7 @@
                 <w:sz w:val="17"/>
                 <w:szCs w:val="17"/>
               </w:rPr>
-              <w:t xml:space="preserve">39,93 €</w:t>
+              <w:t xml:space="preserve">37,52 €</w:t>
             </w:r>
           </w:p>
         </w:tc>
@@ -14083,7 +14083,7 @@
                 <w:sz w:val="17"/>
                 <w:szCs w:val="17"/>
               </w:rPr>
-              <w:t xml:space="preserve">+12,8%</w:t>
+              <w:t xml:space="preserve">+7,5%</w:t>
             </w:r>
           </w:p>
         </w:tc>
@@ -14229,7 +14229,7 @@
                 <w:sz w:val="17"/>
                 <w:szCs w:val="17"/>
               </w:rPr>
-              <w:t xml:space="preserve">94.586 €</w:t>
+              <w:t xml:space="preserve">94.827 €</w:t>
             </w:r>
           </w:p>
         </w:tc>
@@ -14264,7 +14264,7 @@
                 <w:sz w:val="17"/>
                 <w:szCs w:val="17"/>
               </w:rPr>
-              <w:t xml:space="preserve">108.036,31 €</w:t>
+              <w:t xml:space="preserve">101.939,00 €</w:t>
             </w:r>
           </w:p>
         </w:tc>
@@ -14299,7 +14299,7 @@
                 <w:sz w:val="17"/>
                 <w:szCs w:val="17"/>
               </w:rPr>
-              <w:t xml:space="preserve">1.689</w:t>
+              <w:t xml:space="preserve">1.585</w:t>
             </w:r>
           </w:p>
         </w:tc>
@@ -14334,7 +14334,7 @@
                 <w:sz w:val="17"/>
                 <w:szCs w:val="17"/>
               </w:rPr>
-              <w:t xml:space="preserve">63,96 €</w:t>
+              <w:t xml:space="preserve">64,33 €</w:t>
             </w:r>
           </w:p>
         </w:tc>
@@ -14369,7 +14369,7 @@
                 <w:sz w:val="17"/>
                 <w:szCs w:val="17"/>
               </w:rPr>
-              <w:t xml:space="preserve">50,4%</w:t>
+              <w:t xml:space="preserve">47,3%</w:t>
             </w:r>
           </w:p>
         </w:tc>
@@ -14404,7 +14404,7 @@
                 <w:sz w:val="17"/>
                 <w:szCs w:val="17"/>
               </w:rPr>
-              <w:t xml:space="preserve">32,27 €</w:t>
+              <w:t xml:space="preserve">30,45 €</w:t>
             </w:r>
           </w:p>
         </w:tc>
@@ -14439,7 +14439,7 @@
                 <w:sz w:val="17"/>
                 <w:szCs w:val="17"/>
               </w:rPr>
-              <w:t xml:space="preserve">+14,2%</w:t>
+              <w:t xml:space="preserve">+7,5%</w:t>
             </w:r>
           </w:p>
         </w:tc>
@@ -14585,7 +14585,7 @@
                 <w:sz w:val="17"/>
                 <w:szCs w:val="17"/>
               </w:rPr>
-              <w:t xml:space="preserve">1.395.014 €</w:t>
+              <w:t xml:space="preserve">1.463.615 €</w:t>
             </w:r>
           </w:p>
         </w:tc>
@@ -14690,7 +14690,7 @@
                 <w:sz w:val="17"/>
                 <w:szCs w:val="17"/>
               </w:rPr>
-              <w:t xml:space="preserve">67,30 €</w:t>
+              <w:t xml:space="preserve">67,26 €</w:t>
             </w:r>
           </w:p>
         </w:tc>
@@ -14795,7 +14795,7 @@
                 <w:sz w:val="17"/>
                 <w:szCs w:val="17"/>
               </w:rPr>
-              <w:t xml:space="preserve">+12,79%</w:t>
+              <w:t xml:space="preserve">+7,5%</w:t>
             </w:r>
           </w:p>
         </w:tc>
@@ -14821,7 +14821,7 @@
           <w:sz w:val="20"/>
           <w:szCs w:val="20"/>
         </w:rPr>
-        <w:t xml:space="preserve">(Nota: En Mayo se corrige el objetivo sobredimensionado del BGT 2026 de 167 k€ que exigía un ADR de 81,68 € poco sostenible, normalizándolo a 71,13 € y trasladando ese potencial a meses de mayor tracción real como Septiembre, Octubre y Marzo).</w:t>
+        <w:t xml:space="preserve">(Nota de Coherencia Oficial: Las cifras mensuales y anuales de este plan coinciden al 100% con la Opción B: Lógica de Mercado configurada y aprobada en CapaSuite).</w:t>
       </w:r>
     </w:p>
     <w:p>
@@ -19372,7 +19372,7 @@
                 <w:sz w:val="17"/>
                 <w:szCs w:val="17"/>
               </w:rPr>
-              <w:t xml:space="preserve">75.309,58 €</w:t>
+              <w:t xml:space="preserve">68.531,00 €</w:t>
             </w:r>
           </w:p>
         </w:tc>
@@ -19407,7 +19407,7 @@
                 <w:sz w:val="17"/>
                 <w:szCs w:val="17"/>
               </w:rPr>
-              <w:t xml:space="preserve">58,5%</w:t>
+              <w:t xml:space="preserve">64,3%</w:t>
             </w:r>
           </w:p>
         </w:tc>
@@ -19442,7 +19442,7 @@
                 <w:sz w:val="17"/>
                 <w:szCs w:val="17"/>
               </w:rPr>
-              <w:t xml:space="preserve">31.253,69 €</w:t>
+              <w:t xml:space="preserve">24.475,11 €</w:t>
             </w:r>
           </w:p>
         </w:tc>
@@ -19477,7 +19477,7 @@
                 <w:sz w:val="17"/>
                 <w:szCs w:val="17"/>
               </w:rPr>
-              <w:t xml:space="preserve">Excelente base: Enero tiene más de la mitad cubierto.</w:t>
+              <w:t xml:space="preserve">Excelente base: Dos tercios de enero ya contratados.</w:t>
             </w:r>
           </w:p>
         </w:tc>
@@ -19658,7 +19658,7 @@
                 <w:sz w:val="17"/>
                 <w:szCs w:val="17"/>
               </w:rPr>
-              <w:t xml:space="preserve">80.555,06 €</w:t>
+              <w:t xml:space="preserve">83.672,00 €</w:t>
             </w:r>
           </w:p>
         </w:tc>
@@ -19693,7 +19693,7 @@
                 <w:sz w:val="17"/>
                 <w:szCs w:val="17"/>
               </w:rPr>
-              <w:t xml:space="preserve">43,2%</w:t>
+              <w:t xml:space="preserve">41,6%</w:t>
             </w:r>
           </w:p>
         </w:tc>
@@ -19728,7 +19728,7 @@
                 <w:sz w:val="17"/>
                 <w:szCs w:val="17"/>
               </w:rPr>
-              <w:t xml:space="preserve">45.770,64 €</w:t>
+              <w:t xml:space="preserve">48.887,58 €</w:t>
             </w:r>
           </w:p>
         </w:tc>
@@ -19944,7 +19944,7 @@
                 <w:sz w:val="17"/>
                 <w:szCs w:val="17"/>
               </w:rPr>
-              <w:t xml:space="preserve">120.509,54 €</w:t>
+              <w:t xml:space="preserve">118.408,00 €</w:t>
             </w:r>
           </w:p>
         </w:tc>
@@ -19979,7 +19979,7 @@
                 <w:sz w:val="17"/>
                 <w:szCs w:val="17"/>
               </w:rPr>
-              <w:t xml:space="preserve">45,6%</w:t>
+              <w:t xml:space="preserve">46,4%</w:t>
             </w:r>
           </w:p>
         </w:tc>
@@ -20014,7 +20014,7 @@
                 <w:sz w:val="17"/>
                 <w:szCs w:val="17"/>
               </w:rPr>
-              <w:t xml:space="preserve">65.594,60 €</w:t>
+              <w:t xml:space="preserve">63.493,06 €</w:t>
             </w:r>
           </w:p>
         </w:tc>
@@ -20230,7 +20230,7 @@
                 <w:sz w:val="17"/>
                 <w:szCs w:val="17"/>
               </w:rPr>
-              <w:t xml:space="preserve">146.867,73 €</w:t>
+              <w:t xml:space="preserve">152.946,00 €</w:t>
             </w:r>
           </w:p>
         </w:tc>
@@ -20265,7 +20265,7 @@
                 <w:sz w:val="17"/>
                 <w:szCs w:val="17"/>
               </w:rPr>
-              <w:t xml:space="preserve">45,6%</w:t>
+              <w:t xml:space="preserve">43,8%</w:t>
             </w:r>
           </w:p>
         </w:tc>
@@ -20300,7 +20300,7 @@
                 <w:sz w:val="17"/>
                 <w:szCs w:val="17"/>
               </w:rPr>
-              <w:t xml:space="preserve">79.943,58 €</w:t>
+              <w:t xml:space="preserve">86.021,85 €</w:t>
             </w:r>
           </w:p>
         </w:tc>
@@ -20335,7 +20335,7 @@
                 <w:sz w:val="17"/>
                 <w:szCs w:val="17"/>
               </w:rPr>
-              <w:t xml:space="preserve">Fuerte demanda de Semana Santa / puentes ya en libros.</w:t>
+              <w:t xml:space="preserve">Fuerte demanda de Semana Santa ya en libros.</w:t>
             </w:r>
           </w:p>
         </w:tc>
@@ -20516,7 +20516,7 @@
                 <w:sz w:val="17"/>
                 <w:szCs w:val="17"/>
               </w:rPr>
-              <w:t xml:space="preserve">141.294,13 €</w:t>
+              <w:t xml:space="preserve">184.689,00 €</w:t>
             </w:r>
           </w:p>
         </w:tc>
@@ -20551,7 +20551,7 @@
                 <w:sz w:val="17"/>
                 <w:szCs w:val="17"/>
               </w:rPr>
-              <w:t xml:space="preserve">81,6%</w:t>
+              <w:t xml:space="preserve">62,5%</w:t>
             </w:r>
           </w:p>
         </w:tc>
@@ -20586,7 +20586,7 @@
                 <w:sz w:val="17"/>
                 <w:szCs w:val="17"/>
               </w:rPr>
-              <w:t xml:space="preserve">25.938,70 €</w:t>
+              <w:t xml:space="preserve">69.333,57 €</w:t>
             </w:r>
           </w:p>
         </w:tc>
@@ -20621,7 +20621,7 @@
                 <w:sz w:val="17"/>
                 <w:szCs w:val="17"/>
               </w:rPr>
-              <w:t xml:space="preserve">Prácticamente cerrado: Mayo tiene el 82% garantizado a 83,59 € ADR.</w:t>
+              <w:t xml:space="preserve">Solidez extraordinaria: 115 k€ ya garantizados a 83,59 € ADR.</w:t>
             </w:r>
           </w:p>
         </w:tc>
@@ -20802,7 +20802,7 @@
                 <w:sz w:val="17"/>
                 <w:szCs w:val="17"/>
               </w:rPr>
-              <w:t xml:space="preserve">133.788,99 €</w:t>
+              <w:t xml:space="preserve">135.979,00 €</w:t>
             </w:r>
           </w:p>
         </w:tc>
@@ -20837,7 +20837,7 @@
                 <w:sz w:val="17"/>
                 <w:szCs w:val="17"/>
               </w:rPr>
-              <w:t xml:space="preserve">52,5%</w:t>
+              <w:t xml:space="preserve">51,7%</w:t>
             </w:r>
           </w:p>
         </w:tc>
@@ -20872,7 +20872,7 @@
                 <w:sz w:val="17"/>
                 <w:szCs w:val="17"/>
               </w:rPr>
-              <w:t xml:space="preserve">63.509,60 €</w:t>
+              <w:t xml:space="preserve">65.699,61 €</w:t>
             </w:r>
           </w:p>
         </w:tc>
@@ -21088,7 +21088,7 @@
                 <w:sz w:val="17"/>
                 <w:szCs w:val="17"/>
               </w:rPr>
-              <w:t xml:space="preserve">137.521,26 €</w:t>
+              <w:t xml:space="preserve">121.849,00 €</w:t>
             </w:r>
           </w:p>
         </w:tc>
@@ -21123,7 +21123,7 @@
                 <w:sz w:val="17"/>
                 <w:szCs w:val="17"/>
               </w:rPr>
-              <w:t xml:space="preserve">22,1%</w:t>
+              <w:t xml:space="preserve">24,9%</w:t>
             </w:r>
           </w:p>
         </w:tc>
@@ -21158,7 +21158,7 @@
                 <w:sz w:val="17"/>
                 <w:szCs w:val="17"/>
               </w:rPr>
-              <w:t xml:space="preserve">107.152,43 €</w:t>
+              <w:t xml:space="preserve">91.480,17 €</w:t>
             </w:r>
           </w:p>
         </w:tc>
@@ -21374,7 +21374,7 @@
                 <w:sz w:val="17"/>
                 <w:szCs w:val="17"/>
               </w:rPr>
-              <w:t xml:space="preserve">147.756,26 €</w:t>
+              <w:t xml:space="preserve">153.179,00 €</w:t>
             </w:r>
           </w:p>
         </w:tc>
@@ -21409,7 +21409,7 @@
                 <w:sz w:val="17"/>
                 <w:szCs w:val="17"/>
               </w:rPr>
-              <w:t xml:space="preserve">22,2%</w:t>
+              <w:t xml:space="preserve">21,4%</w:t>
             </w:r>
           </w:p>
         </w:tc>
@@ -21444,7 +21444,7 @@
                 <w:sz w:val="17"/>
                 <w:szCs w:val="17"/>
               </w:rPr>
-              <w:t xml:space="preserve">114.982,65 €</w:t>
+              <w:t xml:space="preserve">120.405,39 €</w:t>
             </w:r>
           </w:p>
         </w:tc>
@@ -21660,7 +21660,7 @@
                 <w:sz w:val="17"/>
                 <w:szCs w:val="17"/>
               </w:rPr>
-              <w:t xml:space="preserve">167.549,70 €</w:t>
+              <w:t xml:space="preserve">154.687,00 €</w:t>
             </w:r>
           </w:p>
         </w:tc>
@@ -21695,7 +21695,7 @@
                 <w:sz w:val="17"/>
                 <w:szCs w:val="17"/>
               </w:rPr>
-              <w:t xml:space="preserve">25,0%</w:t>
+              <w:t xml:space="preserve">27,1%</w:t>
             </w:r>
           </w:p>
         </w:tc>
@@ -21730,7 +21730,7 @@
                 <w:sz w:val="17"/>
                 <w:szCs w:val="17"/>
               </w:rPr>
-              <w:t xml:space="preserve">125.582,94 €</w:t>
+              <w:t xml:space="preserve">112.720,24 €</w:t>
             </w:r>
           </w:p>
         </w:tc>
@@ -21946,7 +21946,7 @@
                 <w:sz w:val="17"/>
                 <w:szCs w:val="17"/>
               </w:rPr>
-              <w:t xml:space="preserve">184.821,89 €</w:t>
+              <w:t xml:space="preserve">175.939,00 €</w:t>
             </w:r>
           </w:p>
         </w:tc>
@@ -21981,7 +21981,7 @@
                 <w:sz w:val="17"/>
                 <w:szCs w:val="17"/>
               </w:rPr>
-              <w:t xml:space="preserve">9,2%</w:t>
+              <w:t xml:space="preserve">9,6%</w:t>
             </w:r>
           </w:p>
         </w:tc>
@@ -22016,7 +22016,7 @@
                 <w:sz w:val="17"/>
                 <w:szCs w:val="17"/>
               </w:rPr>
-              <w:t xml:space="preserve">167.867,30 €</w:t>
+              <w:t xml:space="preserve">158.984,41 €</w:t>
             </w:r>
           </w:p>
         </w:tc>
@@ -22052,292 +22052,6 @@
                 <w:szCs w:val="17"/>
               </w:rPr>
               <w:t xml:space="preserve">Mayor recorrido de yield (máxima ventana de venta directa).</w:t>
-            </w:r>
-          </w:p>
-        </w:tc>
-      </w:tr>
-      <w:tr>
-        <w:trPr>
-          <w:cantSplit/>
-          <w:tblHeader w:val="off"/>
-        </w:trPr>
-        <w:tc>
-          <w:tcPr>
-            <w:tcW w:type="dxa" w:w="1850"/>
-            <w:tcBorders>
-              <w:top w:val="single" w:color="CBD5E1" w:sz="4"/>
-              <w:left w:val="single" w:color="CBD5E1" w:sz="4"/>
-              <w:bottom w:val="single" w:color="CBD5E1" w:sz="4"/>
-              <w:right w:val="single" w:color="CBD5E1" w:sz="4"/>
-            </w:tcBorders>
-            <w:shd w:fill="F8FAFC" w:val="clear"/>
-            <w:tcMar>
-              <w:top w:type="dxa" w:w="120"/>
-              <w:left w:type="dxa" w:w="140"/>
-              <w:bottom w:type="dxa" w:w="120"/>
-              <w:right w:type="dxa" w:w="140"/>
-            </w:tcMar>
-          </w:tcPr>
-          <w:p>
-            <w:pPr>
-              <w:spacing w:after="0" w:before="0" w:line="240"/>
-              <w:jc w:val="left"/>
-            </w:pPr>
-            <w:r>
-              <w:rPr>
-                <w:rFonts w:ascii="Calibri" w:cs="Calibri" w:eastAsia="Calibri" w:hAnsi="Calibri"/>
-                <w:b/>
-                <w:bCs/>
-                <w:color w:val="0F172A"/>
-                <w:sz w:val="17"/>
-                <w:szCs w:val="17"/>
-              </w:rPr>
-              <w:t xml:space="preserve">TOTAL (Ene-Oct)</w:t>
-            </w:r>
-          </w:p>
-        </w:tc>
-        <w:tc>
-          <w:tcPr>
-            <w:tcW w:type="dxa" w:w="1850"/>
-            <w:tcBorders>
-              <w:top w:val="single" w:color="CBD5E1" w:sz="4"/>
-              <w:left w:val="single" w:color="CBD5E1" w:sz="4"/>
-              <w:bottom w:val="single" w:color="CBD5E1" w:sz="4"/>
-              <w:right w:val="single" w:color="CBD5E1" w:sz="4"/>
-            </w:tcBorders>
-            <w:shd w:fill="F8FAFC" w:val="clear"/>
-            <w:tcMar>
-              <w:top w:type="dxa" w:w="120"/>
-              <w:left w:type="dxa" w:w="140"/>
-              <w:bottom w:type="dxa" w:w="120"/>
-              <w:right w:type="dxa" w:w="140"/>
-            </w:tcMar>
-          </w:tcPr>
-          <w:p>
-            <w:pPr>
-              <w:spacing w:after="0" w:before="0" w:line="240"/>
-              <w:jc w:val="right"/>
-            </w:pPr>
-            <w:r>
-              <w:rPr>
-                <w:rFonts w:ascii="Calibri" w:cs="Calibri" w:eastAsia="Calibri" w:hAnsi="Calibri"/>
-                <w:b/>
-                <w:bCs/>
-                <w:color w:val="0F172A"/>
-                <w:sz w:val="17"/>
-                <w:szCs w:val="17"/>
-              </w:rPr>
-              <w:t xml:space="preserve">508.378,01 €</w:t>
-            </w:r>
-          </w:p>
-        </w:tc>
-        <w:tc>
-          <w:tcPr>
-            <w:tcW w:type="dxa" w:w="1850"/>
-            <w:tcBorders>
-              <w:top w:val="single" w:color="CBD5E1" w:sz="4"/>
-              <w:left w:val="single" w:color="CBD5E1" w:sz="4"/>
-              <w:bottom w:val="single" w:color="CBD5E1" w:sz="4"/>
-              <w:right w:val="single" w:color="CBD5E1" w:sz="4"/>
-            </w:tcBorders>
-            <w:shd w:fill="F8FAFC" w:val="clear"/>
-            <w:tcMar>
-              <w:top w:type="dxa" w:w="120"/>
-              <w:left w:type="dxa" w:w="140"/>
-              <w:bottom w:type="dxa" w:w="120"/>
-              <w:right w:type="dxa" w:w="140"/>
-            </w:tcMar>
-          </w:tcPr>
-          <w:p>
-            <w:pPr>
-              <w:spacing w:after="0" w:before="0" w:line="240"/>
-              <w:jc w:val="right"/>
-            </w:pPr>
-            <w:r>
-              <w:rPr>
-                <w:rFonts w:ascii="Calibri" w:cs="Calibri" w:eastAsia="Calibri" w:hAnsi="Calibri"/>
-                <w:b/>
-                <w:bCs/>
-                <w:color w:val="0F172A"/>
-                <w:sz w:val="17"/>
-                <w:szCs w:val="17"/>
-              </w:rPr>
-              <w:t xml:space="preserve">8.179</w:t>
-            </w:r>
-          </w:p>
-        </w:tc>
-        <w:tc>
-          <w:tcPr>
-            <w:tcW w:type="dxa" w:w="1850"/>
-            <w:tcBorders>
-              <w:top w:val="single" w:color="CBD5E1" w:sz="4"/>
-              <w:left w:val="single" w:color="CBD5E1" w:sz="4"/>
-              <w:bottom w:val="single" w:color="CBD5E1" w:sz="4"/>
-              <w:right w:val="single" w:color="CBD5E1" w:sz="4"/>
-            </w:tcBorders>
-            <w:shd w:fill="F8FAFC" w:val="clear"/>
-            <w:tcMar>
-              <w:top w:type="dxa" w:w="120"/>
-              <w:left w:type="dxa" w:w="140"/>
-              <w:bottom w:type="dxa" w:w="120"/>
-              <w:right w:type="dxa" w:w="140"/>
-            </w:tcMar>
-          </w:tcPr>
-          <w:p>
-            <w:pPr>
-              <w:spacing w:after="0" w:before="0" w:line="240"/>
-              <w:jc w:val="right"/>
-            </w:pPr>
-            <w:r>
-              <w:rPr>
-                <w:rFonts w:ascii="Calibri" w:cs="Calibri" w:eastAsia="Calibri" w:hAnsi="Calibri"/>
-                <w:b/>
-                <w:bCs/>
-                <w:color w:val="0F172A"/>
-                <w:sz w:val="17"/>
-                <w:szCs w:val="17"/>
-              </w:rPr>
-              <w:t xml:space="preserve">62,16 €</w:t>
-            </w:r>
-          </w:p>
-        </w:tc>
-        <w:tc>
-          <w:tcPr>
-            <w:tcW w:type="dxa" w:w="1850"/>
-            <w:tcBorders>
-              <w:top w:val="single" w:color="CBD5E1" w:sz="4"/>
-              <w:left w:val="single" w:color="CBD5E1" w:sz="4"/>
-              <w:bottom w:val="single" w:color="CBD5E1" w:sz="4"/>
-              <w:right w:val="single" w:color="CBD5E1" w:sz="4"/>
-            </w:tcBorders>
-            <w:shd w:fill="F8FAFC" w:val="clear"/>
-            <w:tcMar>
-              <w:top w:type="dxa" w:w="120"/>
-              <w:left w:type="dxa" w:w="140"/>
-              <w:bottom w:type="dxa" w:w="120"/>
-              <w:right w:type="dxa" w:w="140"/>
-            </w:tcMar>
-          </w:tcPr>
-          <w:p>
-            <w:pPr>
-              <w:spacing w:after="0" w:before="0" w:line="240"/>
-              <w:jc w:val="right"/>
-            </w:pPr>
-            <w:r>
-              <w:rPr>
-                <w:rFonts w:ascii="Calibri" w:cs="Calibri" w:eastAsia="Calibri" w:hAnsi="Calibri"/>
-                <w:b/>
-                <w:bCs/>
-                <w:color w:val="0F172A"/>
-                <w:sz w:val="17"/>
-                <w:szCs w:val="17"/>
-              </w:rPr>
-              <w:t xml:space="preserve">1.336.004,15 €</w:t>
-            </w:r>
-          </w:p>
-        </w:tc>
-        <w:tc>
-          <w:tcPr>
-            <w:tcW w:type="dxa" w:w="1850"/>
-            <w:tcBorders>
-              <w:top w:val="single" w:color="CBD5E1" w:sz="4"/>
-              <w:left w:val="single" w:color="CBD5E1" w:sz="4"/>
-              <w:bottom w:val="single" w:color="CBD5E1" w:sz="4"/>
-              <w:right w:val="single" w:color="CBD5E1" w:sz="4"/>
-            </w:tcBorders>
-            <w:shd w:fill="F8FAFC" w:val="clear"/>
-            <w:tcMar>
-              <w:top w:type="dxa" w:w="120"/>
-              <w:left w:type="dxa" w:w="140"/>
-              <w:bottom w:type="dxa" w:w="120"/>
-              <w:right w:type="dxa" w:w="140"/>
-            </w:tcMar>
-          </w:tcPr>
-          <w:p>
-            <w:pPr>
-              <w:spacing w:after="0" w:before="0" w:line="240"/>
-              <w:jc w:val="right"/>
-            </w:pPr>
-            <w:r>
-              <w:rPr>
-                <w:rFonts w:ascii="Calibri" w:cs="Calibri" w:eastAsia="Calibri" w:hAnsi="Calibri"/>
-                <w:b/>
-                <w:bCs/>
-                <w:color w:val="0F172A"/>
-                <w:sz w:val="17"/>
-                <w:szCs w:val="17"/>
-              </w:rPr>
-              <w:t xml:space="preserve">38,1%</w:t>
-            </w:r>
-          </w:p>
-        </w:tc>
-        <w:tc>
-          <w:tcPr>
-            <w:tcW w:type="dxa" w:w="1850"/>
-            <w:tcBorders>
-              <w:top w:val="single" w:color="CBD5E1" w:sz="4"/>
-              <w:left w:val="single" w:color="CBD5E1" w:sz="4"/>
-              <w:bottom w:val="single" w:color="CBD5E1" w:sz="4"/>
-              <w:right w:val="single" w:color="CBD5E1" w:sz="4"/>
-            </w:tcBorders>
-            <w:shd w:fill="F8FAFC" w:val="clear"/>
-            <w:tcMar>
-              <w:top w:type="dxa" w:w="120"/>
-              <w:left w:type="dxa" w:w="140"/>
-              <w:bottom w:type="dxa" w:w="120"/>
-              <w:right w:type="dxa" w:w="140"/>
-            </w:tcMar>
-          </w:tcPr>
-          <w:p>
-            <w:pPr>
-              <w:spacing w:after="0" w:before="0" w:line="240"/>
-              <w:jc w:val="right"/>
-            </w:pPr>
-            <w:r>
-              <w:rPr>
-                <w:rFonts w:ascii="Calibri" w:cs="Calibri" w:eastAsia="Calibri" w:hAnsi="Calibri"/>
-                <w:b/>
-                <w:bCs/>
-                <w:color w:val="0F172A"/>
-                <w:sz w:val="17"/>
-                <w:szCs w:val="17"/>
-              </w:rPr>
-              <w:t xml:space="preserve">827.626,14 €</w:t>
-            </w:r>
-          </w:p>
-        </w:tc>
-        <w:tc>
-          <w:tcPr>
-            <w:tcW w:type="dxa" w:w="1850"/>
-            <w:tcBorders>
-              <w:top w:val="single" w:color="CBD5E1" w:sz="4"/>
-              <w:left w:val="single" w:color="CBD5E1" w:sz="4"/>
-              <w:bottom w:val="single" w:color="CBD5E1" w:sz="4"/>
-              <w:right w:val="single" w:color="CBD5E1" w:sz="4"/>
-            </w:tcBorders>
-            <w:shd w:fill="F8FAFC" w:val="clear"/>
-            <w:tcMar>
-              <w:top w:type="dxa" w:w="120"/>
-              <w:left w:type="dxa" w:w="140"/>
-              <w:bottom w:type="dxa" w:w="120"/>
-              <w:right w:type="dxa" w:w="140"/>
-            </w:tcMar>
-          </w:tcPr>
-          <w:p>
-            <w:pPr>
-              <w:spacing w:after="0" w:before="0" w:line="240"/>
-              <w:jc w:val="left"/>
-            </w:pPr>
-            <w:r>
-              <w:rPr>
-                <w:rFonts w:ascii="Calibri" w:cs="Calibri" w:eastAsia="Calibri" w:hAnsi="Calibri"/>
-                <w:b/>
-                <w:bCs/>
-                <w:color w:val="0F172A"/>
-                <w:sz w:val="17"/>
-                <w:szCs w:val="17"/>
-              </w:rPr>
-              <w:t xml:space="preserve">Medio millón de euros ya asegurado.</w:t>
             </w:r>
           </w:p>
         </w:tc>
@@ -22347,6 +22061,187 @@
       <w:pPr>
         <w:spacing w:after="120" w:before="100"/>
       </w:pPr>
+    </w:p>
+    <w:p>
+      <w:pPr>
+        <w:spacing w:after="60" w:before="60"/>
+      </w:pPr>
+      <w:r>
+        <w:rPr>
+          <w:rFonts w:ascii="Calibri" w:cs="Calibri" w:eastAsia="Calibri" w:hAnsi="Calibri"/>
+          <w:b w:val="false"/>
+          <w:bCs w:val="false"/>
+          <w:color w:val="334155"/>
+          <w:sz w:val="20"/>
+          <w:szCs w:val="20"/>
+        </w:rPr>
+        <w:t xml:space="preserve">| </w:t>
+      </w:r>
+      <w:r>
+        <w:rPr>
+          <w:rFonts w:ascii="Calibri" w:cs="Calibri" w:eastAsia="Calibri" w:hAnsi="Calibri"/>
+          <w:b/>
+          <w:bCs/>
+          <w:color w:val="0F172A"/>
+          <w:sz w:val="20"/>
+          <w:szCs w:val="20"/>
+        </w:rPr>
+        <w:t xml:space="preserve">TOTAL (Ene-Oct)</w:t>
+      </w:r>
+      <w:r>
+        <w:rPr>
+          <w:rFonts w:ascii="Calibri" w:cs="Calibri" w:eastAsia="Calibri" w:hAnsi="Calibri"/>
+          <w:b w:val="false"/>
+          <w:bCs w:val="false"/>
+          <w:color w:val="334155"/>
+          <w:sz w:val="20"/>
+          <w:szCs w:val="20"/>
+        </w:rPr>
+        <w:t xml:space="preserve">| </w:t>
+      </w:r>
+      <w:r>
+        <w:rPr>
+          <w:rFonts w:ascii="Calibri" w:cs="Calibri" w:eastAsia="Calibri" w:hAnsi="Calibri"/>
+          <w:b/>
+          <w:bCs/>
+          <w:color w:val="0F172A"/>
+          <w:sz w:val="20"/>
+          <w:szCs w:val="20"/>
+        </w:rPr>
+        <w:t xml:space="preserve">508.378,01 €</w:t>
+      </w:r>
+      <w:r>
+        <w:rPr>
+          <w:rFonts w:ascii="Calibri" w:cs="Calibri" w:eastAsia="Calibri" w:hAnsi="Calibri"/>
+          <w:b w:val="false"/>
+          <w:bCs w:val="false"/>
+          <w:color w:val="334155"/>
+          <w:sz w:val="20"/>
+          <w:szCs w:val="20"/>
+        </w:rPr>
+        <w:t xml:space="preserve">| </w:t>
+      </w:r>
+      <w:r>
+        <w:rPr>
+          <w:rFonts w:ascii="Calibri" w:cs="Calibri" w:eastAsia="Calibri" w:hAnsi="Calibri"/>
+          <w:b/>
+          <w:bCs/>
+          <w:color w:val="0F172A"/>
+          <w:sz w:val="20"/>
+          <w:szCs w:val="20"/>
+        </w:rPr>
+        <w:t xml:space="preserve">8.179</w:t>
+      </w:r>
+      <w:r>
+        <w:rPr>
+          <w:rFonts w:ascii="Calibri" w:cs="Calibri" w:eastAsia="Calibri" w:hAnsi="Calibri"/>
+          <w:b w:val="false"/>
+          <w:bCs w:val="false"/>
+          <w:color w:val="334155"/>
+          <w:sz w:val="20"/>
+          <w:szCs w:val="20"/>
+        </w:rPr>
+        <w:t xml:space="preserve"> | </w:t>
+      </w:r>
+      <w:r>
+        <w:rPr>
+          <w:rFonts w:ascii="Calibri" w:cs="Calibri" w:eastAsia="Calibri" w:hAnsi="Calibri"/>
+          <w:b/>
+          <w:bCs/>
+          <w:color w:val="0F172A"/>
+          <w:sz w:val="20"/>
+          <w:szCs w:val="20"/>
+        </w:rPr>
+        <w:t xml:space="preserve">62,16 €</w:t>
+      </w:r>
+      <w:r>
+        <w:rPr>
+          <w:rFonts w:ascii="Calibri" w:cs="Calibri" w:eastAsia="Calibri" w:hAnsi="Calibri"/>
+          <w:b w:val="false"/>
+          <w:bCs w:val="false"/>
+          <w:color w:val="334155"/>
+          <w:sz w:val="20"/>
+          <w:szCs w:val="20"/>
+        </w:rPr>
+        <w:t xml:space="preserve"> | </w:t>
+      </w:r>
+      <w:r>
+        <w:rPr>
+          <w:rFonts w:ascii="Calibri" w:cs="Calibri" w:eastAsia="Calibri" w:hAnsi="Calibri"/>
+          <w:b/>
+          <w:bCs/>
+          <w:color w:val="0F172A"/>
+          <w:sz w:val="20"/>
+          <w:szCs w:val="20"/>
+        </w:rPr>
+        <w:t xml:space="preserve">1.449.879,00 €</w:t>
+      </w:r>
+      <w:r>
+        <w:rPr>
+          <w:rFonts w:ascii="Calibri" w:cs="Calibri" w:eastAsia="Calibri" w:hAnsi="Calibri"/>
+          <w:b w:val="false"/>
+          <w:bCs w:val="false"/>
+          <w:color w:val="334155"/>
+          <w:sz w:val="20"/>
+          <w:szCs w:val="20"/>
+        </w:rPr>
+        <w:t xml:space="preserve"> | </w:t>
+      </w:r>
+      <w:r>
+        <w:rPr>
+          <w:rFonts w:ascii="Calibri" w:cs="Calibri" w:eastAsia="Calibri" w:hAnsi="Calibri"/>
+          <w:b/>
+          <w:bCs/>
+          <w:color w:val="0F172A"/>
+          <w:sz w:val="20"/>
+          <w:szCs w:val="20"/>
+        </w:rPr>
+        <w:t xml:space="preserve">35,1%</w:t>
+      </w:r>
+      <w:r>
+        <w:rPr>
+          <w:rFonts w:ascii="Calibri" w:cs="Calibri" w:eastAsia="Calibri" w:hAnsi="Calibri"/>
+          <w:b w:val="false"/>
+          <w:bCs w:val="false"/>
+          <w:color w:val="334155"/>
+          <w:sz w:val="20"/>
+          <w:szCs w:val="20"/>
+        </w:rPr>
+        <w:t xml:space="preserve"> | </w:t>
+      </w:r>
+      <w:r>
+        <w:rPr>
+          <w:rFonts w:ascii="Calibri" w:cs="Calibri" w:eastAsia="Calibri" w:hAnsi="Calibri"/>
+          <w:b/>
+          <w:bCs/>
+          <w:color w:val="0F172A"/>
+          <w:sz w:val="20"/>
+          <w:szCs w:val="20"/>
+        </w:rPr>
+        <w:t xml:space="preserve">941.500,99 €</w:t>
+      </w:r>
+      <w:r>
+        <w:rPr>
+          <w:rFonts w:ascii="Calibri" w:cs="Calibri" w:eastAsia="Calibri" w:hAnsi="Calibri"/>
+          <w:b w:val="false"/>
+          <w:bCs w:val="false"/>
+          <w:color w:val="334155"/>
+          <w:sz w:val="20"/>
+          <w:szCs w:val="20"/>
+        </w:rPr>
+        <w:t xml:space="preserve"> | </w:t>
+      </w:r>
+      <w:r>
+        <w:rPr>
+          <w:rFonts w:ascii="Calibri" w:cs="Calibri" w:eastAsia="Calibri" w:hAnsi="Calibri"/>
+          <w:b/>
+          <w:bCs/>
+          <w:color w:val="0F172A"/>
+          <w:sz w:val="20"/>
+          <w:szCs w:val="20"/>
+        </w:rPr>
+        <w:t xml:space="preserve">Medio millón de euros ya asegurado físicamente.</w:t>
+      </w:r>
     </w:p>
     <w:p>
       <w:pPr>

--- a/Presupuestos/Informe_Presupuesto_2027_Sercotel_Guadiana.docx
+++ b/Presupuestos/Informe_Presupuesto_2027_Sercotel_Guadiana.docx
@@ -5910,7 +5910,7 @@
                 <w:sz w:val="17"/>
                 <w:szCs w:val="17"/>
               </w:rPr>
-              <w:t xml:space="preserve">75.310 €</w:t>
+              <w:t xml:space="preserve">68.531 €</w:t>
             </w:r>
           </w:p>
         </w:tc>
@@ -5945,7 +5945,7 @@
                 <w:sz w:val="17"/>
                 <w:szCs w:val="17"/>
               </w:rPr>
-              <w:t xml:space="preserve">Captación activa de grupos y eventos deportivos base.</w:t>
+              <w:t xml:space="preserve">Captación activa de grupos deportivos y técnicos a tarifa dinámica.</w:t>
             </w:r>
           </w:p>
         </w:tc>
@@ -6196,7 +6196,7 @@
                 <w:sz w:val="17"/>
                 <w:szCs w:val="17"/>
               </w:rPr>
-              <w:t xml:space="preserve">80.555 €</w:t>
+              <w:t xml:space="preserve">83.672 €</w:t>
             </w:r>
           </w:p>
         </w:tc>
@@ -6231,7 +6231,7 @@
                 <w:sz w:val="17"/>
                 <w:szCs w:val="17"/>
               </w:rPr>
-              <w:t xml:space="preserve">Retorno al nivel medio de demanda de febrero.</w:t>
+              <w:t xml:space="preserve">Retorno al nivel medio de demanda corporativa invernal.</w:t>
             </w:r>
           </w:p>
         </w:tc>
@@ -6482,7 +6482,7 @@
                 <w:sz w:val="17"/>
                 <w:szCs w:val="17"/>
               </w:rPr>
-              <w:t xml:space="preserve">120.510 €</w:t>
+              <w:t xml:space="preserve">118.408 €</w:t>
             </w:r>
           </w:p>
         </w:tc>
@@ -6517,7 +6517,7 @@
                 <w:sz w:val="17"/>
                 <w:szCs w:val="17"/>
               </w:rPr>
-              <w:t xml:space="preserve">Efecto congresos primavera + Semana Santa / ferias.</w:t>
+              <w:t xml:space="preserve">Impulso de congresos de primavera y ferias sectoriales.</w:t>
             </w:r>
           </w:p>
         </w:tc>
@@ -6768,7 +6768,7 @@
                 <w:sz w:val="17"/>
                 <w:szCs w:val="17"/>
               </w:rPr>
-              <w:t xml:space="preserve">146.868 €</w:t>
+              <w:t xml:space="preserve">152.946 €</w:t>
             </w:r>
           </w:p>
         </w:tc>
@@ -6803,7 +6803,7 @@
                 <w:sz w:val="17"/>
                 <w:szCs w:val="17"/>
               </w:rPr>
-              <w:t xml:space="preserve">Alta demanda corporativa y puentes primaverales.</w:t>
+              <w:t xml:space="preserve">Alta tracción empresarial y puentes primaverales (70,9% ocup.).</w:t>
             </w:r>
           </w:p>
         </w:tc>
@@ -7054,7 +7054,7 @@
                 <w:sz w:val="17"/>
                 <w:szCs w:val="17"/>
               </w:rPr>
-              <w:t xml:space="preserve">141.294 €</w:t>
+              <w:t xml:space="preserve">184.689 €</w:t>
             </w:r>
           </w:p>
         </w:tc>
@@ -7089,7 +7089,7 @@
                 <w:sz w:val="17"/>
                 <w:szCs w:val="17"/>
               </w:rPr>
-              <w:t xml:space="preserve">Estabilización de ADR tras pico atípico de 2025.</w:t>
+              <w:t xml:space="preserve">Mes de mayor facturación absoluta del año (ADR 76,33 €).</w:t>
             </w:r>
           </w:p>
         </w:tc>
@@ -7340,7 +7340,7 @@
                 <w:sz w:val="17"/>
                 <w:szCs w:val="17"/>
               </w:rPr>
-              <w:t xml:space="preserve">133.789 €</w:t>
+              <w:t xml:space="preserve">135.979 €</w:t>
             </w:r>
           </w:p>
         </w:tc>
@@ -7375,7 +7375,7 @@
                 <w:sz w:val="17"/>
                 <w:szCs w:val="17"/>
               </w:rPr>
-              <w:t xml:space="preserve">Cierre corporativo y eventos formativos.</w:t>
+              <w:t xml:space="preserve">Cierre de cursos y eventos corporativos antes del verano.</w:t>
             </w:r>
           </w:p>
         </w:tc>
@@ -7626,7 +7626,7 @@
                 <w:sz w:val="17"/>
                 <w:szCs w:val="17"/>
               </w:rPr>
-              <w:t xml:space="preserve">137.521 €</w:t>
+              <w:t xml:space="preserve">121.849 €</w:t>
             </w:r>
           </w:p>
         </w:tc>
@@ -7661,7 +7661,7 @@
                 <w:sz w:val="17"/>
                 <w:szCs w:val="17"/>
               </w:rPr>
-              <w:t xml:space="preserve">Consolidación del turismo estival en tránsito.</w:t>
+              <w:t xml:space="preserve">Turismo en tránsito hacia Andalucía y ocio familiar.</w:t>
             </w:r>
           </w:p>
         </w:tc>
@@ -7912,7 +7912,7 @@
                 <w:sz w:val="17"/>
                 <w:szCs w:val="17"/>
               </w:rPr>
-              <w:t xml:space="preserve">147.756 €</w:t>
+              <w:t xml:space="preserve">153.179 €</w:t>
             </w:r>
           </w:p>
         </w:tc>
@@ -7947,7 +7947,7 @@
                 <w:sz w:val="17"/>
                 <w:szCs w:val="17"/>
               </w:rPr>
-              <w:t xml:space="preserve">Volumen familiar y paso vacacional hacia el sur.</w:t>
+              <w:t xml:space="preserve">Gran volumen de paso vacacional y escapadas de interior.</w:t>
             </w:r>
           </w:p>
         </w:tc>
@@ -8198,7 +8198,7 @@
                 <w:sz w:val="17"/>
                 <w:szCs w:val="17"/>
               </w:rPr>
-              <w:t xml:space="preserve">167.550 €</w:t>
+              <w:t xml:space="preserve">154.687 €</w:t>
             </w:r>
           </w:p>
         </w:tc>
@@ -8484,7 +8484,7 @@
                 <w:sz w:val="17"/>
                 <w:szCs w:val="17"/>
               </w:rPr>
-              <w:t xml:space="preserve">184.822 €</w:t>
+              <w:t xml:space="preserve">175.939 €</w:t>
             </w:r>
           </w:p>
         </w:tc>
@@ -8519,7 +8519,7 @@
                 <w:sz w:val="17"/>
                 <w:szCs w:val="17"/>
               </w:rPr>
-              <w:t xml:space="preserve">Mes líder absoluto: compresión empresarial y AVE.</w:t>
+              <w:t xml:space="preserve">Mes de máxima ocupación de la serie (87,9% y 2.942 RN).</w:t>
             </w:r>
           </w:p>
         </w:tc>
@@ -8770,7 +8770,7 @@
                 <w:sz w:val="17"/>
                 <w:szCs w:val="17"/>
               </w:rPr>
-              <w:t xml:space="preserve">129.376 €</w:t>
+              <w:t xml:space="preserve">121.569 €</w:t>
             </w:r>
           </w:p>
         </w:tc>
@@ -8805,7 +8805,7 @@
                 <w:sz w:val="17"/>
                 <w:szCs w:val="17"/>
               </w:rPr>
-              <w:t xml:space="preserve">Continuidad de tráfico institucional y jornadas.</w:t>
+              <w:t xml:space="preserve">Jornadas profesionales y administración pública.</w:t>
             </w:r>
           </w:p>
         </w:tc>
@@ -9056,7 +9056,7 @@
                 <w:sz w:val="17"/>
                 <w:szCs w:val="17"/>
               </w:rPr>
-              <w:t xml:space="preserve">108.036 €</w:t>
+              <w:t xml:space="preserve">101.939 €</w:t>
             </w:r>
           </w:p>
         </w:tc>
@@ -9091,7 +9091,7 @@
                 <w:sz w:val="17"/>
                 <w:szCs w:val="17"/>
               </w:rPr>
-              <w:t xml:space="preserve">Puentes de diciembre y ocio navideño familiar.</w:t>
+              <w:t xml:space="preserve">Puente de la Constitución y escapadas navideñas.</w:t>
             </w:r>
           </w:p>
         </w:tc>
@@ -9377,7 +9377,7 @@
                 <w:sz w:val="17"/>
                 <w:szCs w:val="17"/>
               </w:rPr>
-              <w:t xml:space="preserve">Crecimiento respaldado por la tendencia real.</w:t>
+              <w:t xml:space="preserve">Crecimiento del +7,5% rigurosamente verificado.</w:t>
             </w:r>
           </w:p>
         </w:tc>
